--- a/examples/custom/doc/README.docx
+++ b/examples/custom/doc/README.docx
@@ -2,7 +2,7 @@
 <file path=word/document.xml><?xml version="1.0" encoding="utf-8"?>
 <w:document xmlns:w="http://schemas.openxmlformats.org/wordprocessingml/2006/main" xmlns:m="http://schemas.openxmlformats.org/officeDocument/2006/math" xmlns:r="http://schemas.openxmlformats.org/officeDocument/2006/relationships" xmlns:o="urn:schemas-microsoft-com:office:office" xmlns:v="urn:schemas-microsoft-com:vml" xmlns:w10="urn:schemas-microsoft-com:office:word" xmlns:a="http://schemas.openxmlformats.org/drawingml/2006/main" xmlns:pic="http://schemas.openxmlformats.org/drawingml/2006/picture" xmlns:wp="http://schemas.openxmlformats.org/drawingml/2006/wordprocessingDrawing">
   <w:body>
-    <w:bookmarkStart w:id="19" w:name="custom-extension-examples"/>
+    <w:bookmarkStart w:id="20" w:name="custom-extension-examples"/>
     <w:p>
       <w:pPr>
         <w:pStyle w:val="Heading1"/>
@@ -42,7 +42,29 @@
         <w:t xml:space="preserve">The didactic idea is simple: once you understand the constructor and the required S3 method for one family, the others become easier to adapt.</w:t>
       </w:r>
     </w:p>
-    <w:bookmarkStart w:id="10" w:name="data-transformation"/>
+    <w:p>
+      <w:pPr>
+        <w:pStyle w:val="BlockText"/>
+      </w:pPr>
+      <w:r>
+        <w:t xml:space="preserve">Slide deck:</w:t>
+      </w:r>
+      <w:r>
+        <w:t xml:space="preserve"> </w:t>
+      </w:r>
+      <w:hyperlink r:id="rId9">
+        <w:r>
+          <w:rPr>
+            <w:rStyle w:val="Hyperlink"/>
+          </w:rPr>
+          <w:t xml:space="preserve">d080_custom.pdf</w:t>
+        </w:r>
+      </w:hyperlink>
+      <w:r>
+        <w:t xml:space="preserve">.</w:t>
+      </w:r>
+    </w:p>
+    <w:bookmarkStart w:id="11" w:name="data-transformation"/>
     <w:p>
       <w:pPr>
         <w:pStyle w:val="Heading2"/>
@@ -59,7 +81,7 @@
           <w:numId w:val="1001"/>
         </w:numPr>
       </w:pPr>
-      <w:hyperlink r:id="rId9">
+      <w:hyperlink r:id="rId10">
         <w:r>
           <w:rPr>
             <w:rStyle w:val="Hyperlink"/>
@@ -86,8 +108,8 @@
         <w:t xml:space="preserve">.</w:t>
       </w:r>
     </w:p>
-    <w:bookmarkEnd w:id="10"/>
-    <w:bookmarkStart w:id="14" w:name="custom-learners"/>
+    <w:bookmarkEnd w:id="11"/>
+    <w:bookmarkStart w:id="15" w:name="custom-learners"/>
     <w:p>
       <w:pPr>
         <w:pStyle w:val="Heading2"/>
@@ -104,7 +126,7 @@
           <w:numId w:val="1002"/>
         </w:numPr>
       </w:pPr>
-      <w:hyperlink r:id="rId11">
+      <w:hyperlink r:id="rId12">
         <w:r>
           <w:rPr>
             <w:rStyle w:val="Hyperlink"/>
@@ -127,7 +149,7 @@
           <w:numId w:val="1002"/>
         </w:numPr>
       </w:pPr>
-      <w:hyperlink r:id="rId12">
+      <w:hyperlink r:id="rId13">
         <w:r>
           <w:rPr>
             <w:rStyle w:val="Hyperlink"/>
@@ -150,7 +172,7 @@
           <w:numId w:val="1002"/>
         </w:numPr>
       </w:pPr>
-      <w:hyperlink r:id="rId13">
+      <w:hyperlink r:id="rId14">
         <w:r>
           <w:rPr>
             <w:rStyle w:val="Hyperlink"/>
@@ -165,8 +187,8 @@
         <w:t xml:space="preserve">- create a custom clustering method that integrates with unsupervised workflows.</w:t>
       </w:r>
     </w:p>
-    <w:bookmarkEnd w:id="14"/>
-    <w:bookmarkStart w:id="18" w:name="base-contracts"/>
+    <w:bookmarkEnd w:id="15"/>
+    <w:bookmarkStart w:id="19" w:name="base-contracts"/>
     <w:p>
       <w:pPr>
         <w:pStyle w:val="Heading2"/>
@@ -191,7 +213,7 @@
           <w:numId w:val="1003"/>
         </w:numPr>
       </w:pPr>
-      <w:hyperlink r:id="rId15">
+      <w:hyperlink r:id="rId16">
         <w:r>
           <w:rPr>
             <w:rStyle w:val="Hyperlink"/>
@@ -214,7 +236,7 @@
           <w:numId w:val="1003"/>
         </w:numPr>
       </w:pPr>
-      <w:hyperlink r:id="rId16">
+      <w:hyperlink r:id="rId17">
         <w:r>
           <w:rPr>
             <w:rStyle w:val="Hyperlink"/>
@@ -237,7 +259,7 @@
           <w:numId w:val="1003"/>
         </w:numPr>
       </w:pPr>
-      <w:hyperlink r:id="rId17">
+      <w:hyperlink r:id="rId18">
         <w:r>
           <w:rPr>
             <w:rStyle w:val="Hyperlink"/>
@@ -252,8 +274,8 @@
         <w:t xml:space="preserve">- inspect the common pattern-miner workflow and slots.</w:t>
       </w:r>
     </w:p>
-    <w:bookmarkEnd w:id="18"/>
     <w:bookmarkEnd w:id="19"/>
+    <w:bookmarkEnd w:id="20"/>
     <w:sectPr>
       <w:footnotePr>
         <w:numRestart w:val="eachSect"/>
